--- a/UAS KBP ARIB.docx
+++ b/UAS KBP ARIB.docx
@@ -7129,6 +7129,9 @@
         <w:gridCol w:w="9350"/>
       </w:tblGrid>
       <w:tr>
+        <w:trPr>
+          <w:trHeight w:val="373"/>
+        </w:trPr>
         <w:tc>
           <w:tcPr>
             <w:tcW w:w="9350" w:type="dxa"/>
@@ -7165,6 +7168,39 @@
                 <w:bCs/>
               </w:rPr>
             </w:pPr>
+            <w:hyperlink r:id="rId13" w:history="1">
+              <w:r>
+                <w:rPr>
+                  <w:rStyle w:val="Hyperlink"/>
+                  <w:b/>
+                  <w:bCs/>
+                </w:rPr>
+                <w:t>https://github.com/arpadipmk</w:t>
+              </w:r>
+              <w:r>
+                <w:rPr>
+                  <w:rStyle w:val="Hyperlink"/>
+                  <w:b/>
+                  <w:bCs/>
+                </w:rPr>
+                <w:t>s</w:t>
+              </w:r>
+              <w:r>
+                <w:rPr>
+                  <w:rStyle w:val="Hyperlink"/>
+                  <w:b/>
+                  <w:bCs/>
+                </w:rPr>
+                <w:t>/MonitoringTPA</w:t>
+              </w:r>
+            </w:hyperlink>
+            <w:r>
+              <w:rPr>
+                <w:b/>
+                <w:bCs/>
+              </w:rPr>
+              <w:t xml:space="preserve"> </w:t>
+            </w:r>
           </w:p>
         </w:tc>
       </w:tr>
@@ -14702,6 +14738,18 @@
       <w:bCs/>
     </w:rPr>
   </w:style>
+  <w:style w:type="character" w:styleId="FollowedHyperlink">
+    <w:name w:val="FollowedHyperlink"/>
+    <w:basedOn w:val="DefaultParagraphFont"/>
+    <w:uiPriority w:val="99"/>
+    <w:semiHidden/>
+    <w:unhideWhenUsed/>
+    <w:rsid w:val="003E4D35"/>
+    <w:rPr>
+      <w:color w:val="954F72" w:themeColor="followedHyperlink"/>
+      <w:u w:val="single"/>
+    </w:rPr>
+  </w:style>
 </w:styles>
 </file>
 
